--- a/docs/resolving-entra-group-membership.docx
+++ b/docs/resolving-entra-group-membership.docx
@@ -1767,7 +1767,7 @@
         <w:rPr>
           <w:rStyle w:val="VerbatimChar"/>
         </w:rPr>
-        <w:t xml:space="preserve">2ED2D8F6-7699-420A-A090-9F4139F3B2E1  WINDOWS GROUP  DENY ONLY</w:t>
+        <w:t xml:space="preserve">11111111-2222-3333-4444-555555555555  WINDOWS GROUP  DENY ONLY</w:t>
       </w:r>
       <w:r>
         <w:br/>
@@ -1776,7 +1776,7 @@
         <w:rPr>
           <w:rStyle w:val="VerbatimChar"/>
         </w:rPr>
-        <w:t xml:space="preserve">C3A6DB5E-DC48-47DD-994F-B856AEBD22E4  WINDOWS GROUP  DENY ONLY</w:t>
+        <w:t xml:space="preserve">66666666-7777-8888-9999-aaaaaaaaaaaa  WINDOWS GROUP  DENY ONLY</w:t>
       </w:r>
     </w:p>
     <w:p>
